--- a/roteiros/xand-aviao/XandAviao_Parte1_Introducao.docx
+++ b/roteiros/xand-aviao/XandAviao_Parte1_Introducao.docx
@@ -15,7 +15,7 @@
         <w:rPr>
           <w:color w:val="C00000"/>
         </w:rPr>
-        <w:t>Xand Avião cantou para milhões de pessoas. Mas, no dia em que a maior banda de forró do Brasil partiu ao meio, ele ficou sozinho com o motorista do ônibus e um tecladista.</w:t>
+        <w:t>Xand Avião era a voz da maior banda de forró do Brasil. Mas, da noite para o dia, viu quase todos os músicos que tocavam com ele irem embora e ficou praticamente sozinho.</w:t>
       </w:r>
     </w:p>
     <w:p>

--- a/roteiros/xand-aviao/XandAviao_Parte1_Introducao.docx
+++ b/roteiros/xand-aviao/XandAviao_Parte1_Introducao.docx
@@ -159,7 +159,7 @@
         <w:rPr>
           <w:color w:val="C00000"/>
         </w:rPr>
-        <w:t>Aquele ônibus quase vazio é o retrato do momento em que o maior fenômeno do forró começou a desmoronar. Só que, para entender como ele chegou até ali, é preciso voltar a um menino de seis anos, na cidade de Luiz Gonzaga.</w:t>
+        <w:t>Aquele ônibus quase vazio é o retrato do momento em que o maior fenômeno do forró começou a desmoronar. Para entender como ele chegou até ali, porém, é preciso voltar a um menino de seis anos, na cidade de Luiz Gonzaga.</w:t>
       </w:r>
     </w:p>
     <w:p>
